--- a/atelier/atelier_042.docx
+++ b/atelier/atelier_042.docx
@@ -394,7 +394,7 @@
           </w:tcPr>
           <w:p>
             <w:r>
-              <w:t xml:space="preserve">Alimente le partage de REX (lightning talks #41, REX trimestriels #43)</w:t>
+              <w:t xml:space="preserve">Alimente le partage de REX (lightning talks, REX trimestriels)</w:t>
             </w:r>
           </w:p>
         </w:tc>
@@ -413,7 +413,7 @@
         <w:spacing w:after="120"/>
       </w:pPr>
       <w:r>
-        <w:t xml:space="preserve">La squad a fait son premier lightning talk (#41) — elle a partagé un sujet. Mais elle a choisi ce sujet un peu au hasard de ce qui lui venait. Pour partager durablement, il faut savoir ce qu'on a vraiment à offrir : quelles sont les expertises, les savoir-faire, les solutions de la squad qui pourraient intéresser d'autres équipes. Le problème, c'est que la squad sous-estime systématiquement son propre savoir : ce qui lui semble évident (« on fait ça tous les jours ») est souvent précisément ce qui manque ailleurs. Le sujet de cet atelier est de faire émerger et cartographier les expertises de la squad, en luttant contre ce biais du « c'est évident », pour constituer un réservoir de sujets partageables qui alimentera les futurs partages.</w:t>
+        <w:t xml:space="preserve">La squad a fait son premier lightning talk — elle a partagé un sujet. Mais elle a choisi ce sujet un peu au hasard de ce qui lui venait. Pour partager durablement, il faut savoir ce qu'on a vraiment à offrir : quelles sont les expertises, les savoir-faire, les solutions de la squad qui pourraient intéresser d'autres équipes. Le problème, c'est que la squad sous-estime systématiquement son propre savoir : ce qui lui semble évident (« on fait ça tous les jours ») est souvent précisément ce qui manque ailleurs. Le sujet de cet atelier est de faire émerger et cartographier les expertises de la squad, en luttant contre ce biais du « c'est évident », pour constituer un réservoir de sujets partageables qui alimentera les futurs partages.</w:t>
       </w:r>
     </w:p>
     <w:p>
